--- a/EBB-NET_v2_revised.docx
+++ b/EBB-NET_v2_revised.docx
@@ -3302,7 +3302,7 @@
         <w:rPr>
           <w:rFonts w:ascii="Times New Roman" w:eastAsia="Times New Roman" w:hAnsi="Times New Roman" w:cs="Times New Roman"/>
         </w:rPr>
-        <w:t>The decline rate is close to balanced and almost identical in the three splits, at 0.5552 on training, 0.5525 on validation and 0.5556 on test, and 0.5549 over all labelled windows. This prevalence is the chance level for PR-AUC, so a PR-AUC of 0.81 is read against a baseline of about 0.555 and not against 0.5. The date_unregistration field is used only to close the observation window for a withdrawing enrollment and is never a model input. No enrollment appears in two splits. The split unit is the enrollment because the same student takes different courses with different content. The test therefore measures performance on new enrollments and not on new students. Each sample uses only its own enrollment’s history. The classes are fairly balanced.</w:t>
+        <w:t>The decline rate is close to balanced and almost identical in the three splits, at 0.5552 on training, 0.5525 on validation and 0.5557 on test, and 0.5549 over all labelled windows. This prevalence is the chance level for PR-AUC, so a PR-AUC of 0.81 is read against a baseline of about 0.555 and not against 0.5. The date_unregistration field is used only to close the observation window for a withdrawing enrollment and is never a model input. No enrollment appears in two splits. The split unit is the enrollment because the same student takes different courses with different content. The test therefore measures performance on new enrollments and not on new students. Each sample uses only its own enrollment’s history. The classes are fairly balanced.</w:t>
       </w:r>
     </w:p>
     <w:p>
@@ -3881,7 +3881,7 @@
         <w:rPr>
           <w:rFonts w:ascii="Times New Roman" w:eastAsia="Times New Roman" w:hAnsi="Times New Roman" w:cs="Times New Roman"/>
         </w:rPr>
-        <w:t xml:space="preserve"> is almost zero, it is set to 1. Binary features are imputed but not scaled. The weekly features are fitted on training student-weeks. The static features are fitted on training enrollments. The same values are applied unchanged to validation and test. After scaling no missing or infinite values remain. Each sample is then a window of the last six weeks ending at week t. Shorter histories are padded on the left and a mask marks the real weeks. We save the window array, the mask and the static matrix. A flat table of the current-week and static features is also saved for the tabular reference model. Eight automated checks run on the saved data and all pass. They confirm enrollment-level split isolation. They confirm there are no rows before registration, after withdrawal or after the course end. </w:t>
+        <w:t xml:space="preserve"> is almost zero, it is set to 1. Binary features are imputed but not scaled. The weekly features are fitted on training student-weeks. The static features are fitted on training enrollments. The same values are applied unchanged to validation and test. After scaling no missing or infinite values remain. Each sample is then a window of the last six weeks ending at week t. Shorter histories are padded on the left and a mask marks the real weeks. We save the window array, the mask and the static matrix. A flat table of the current-week and static features is also saved for the tabular reference model. Eight automated checks run on the saved data and all pass; they are tabulated in Table 14. They confirm enrollment-level split isolation. They confirm there are no rows before registration, after withdrawal or after the course end. </w:t>
       </w:r>
     </w:p>
     <w:p>
@@ -5143,7 +5143,7 @@
         <w:rPr>
           <w:rFonts w:ascii="Times New Roman" w:eastAsia="Times New Roman" w:hAnsi="Times New Roman" w:cs="Times New Roman"/>
         </w:rPr>
-        <w:t xml:space="preserve">The input of each sample has two parts. The first is a window of up to six weeks. Each week has 82 features in 14 semantic groups. A mask marks the observed weeks. The second part is a static profile of 34 features. The static encoder is the first module and follows the FT-Transformer design for tabular data [34]. Each static feature becomes one 64-dimensional token. A token is the feature value times a learned weight plus a learned bias. Two transformer blocks with four attention heads let the tokens interact. The tokens are averaged and normalised. This gives one context vector for the student. The second module is the Group-Wise Token Encoder. For each week, every feature group is projected by its own linear layer into a 64-dimensional token. A learned group embedding is added. Features of one group share a meaning. So each group is handled by its own projection. The third module is Context FiLM modulation, which applies feature-wise linear modulation [32] to the group tokens. The context vector passes through a bottleneck of rank 16. A linear layer then gives a scale and a shift for every group token. The tokens are updated as token × (1 + scale) + shift. This layer starts as the identity. It lets the same behaviour be read differently for different students and courses. A transformer layer with four heads then lets the groups interact inside each week. An attention score pools them into one weekly vector. The attention weights over groups are kept for explanation. The fourth module is the Causal Temporal Encoder. The weekly vectors of observed weeks go into a temporal convolution network. It has two residual blocks with kernel size 3 and dilations 1 and 2. Each block has two causal dilated convolutions. A layer normalization over the channels follows each block, separately for every week. Layer normalization is used because it needs no batch statistics. Padded weeks cannot change the statistics. Causal means that week t sees only weeks up to t. Next comes pooling and fusion. A masked attention score pools the weeks. The vector of the last observed week and the context vector are added. The three 64-dimensional vectors are joined into a 192-dimensional vector. Two linear layers of width 128, with layer normalization, GELU and dropout, produce the fused representation. Three heads sit on the fused representation. The binary head is one linear unit. Its sigmoid output is the decline probability. This is the only probability used for prediction. The ordinal head gives cumulative probabilities over thresholds of the change score. There are 27 unique ordered thresholds in the fitted configuration, formed from 24 training-quantile candidates and four exact decline thresholds after duplicates are merged. The logits are kept monotone with softplus increments. The change-score head is a single linear unit. It predicts the scaled change score. Both are auxiliary heads. They only shape the shared representation and do not alter the binary output. The loss has the binary cross-entropy at full weight. It adds the ordinal cross-entropy, an extra term for the four drop thresholds and a Huber loss on the change score. The ordinal output at the 0.90 threshold is trained with the label itself. Here d_t denotes the scaled change score predicted by the regression head, and W_t denotes the set of observed weeks from t-4 to t. The layer-wise </w:t>
+        <w:t xml:space="preserve">The input of each sample has two parts. The first is a window of up to six weeks. Each week has 82 features in 14 semantic groups. A mask marks the observed weeks. The second part is a static profile of 34 features. The static encoder is the first module and follows the FT-Transformer design for tabular data [34]. Each static feature becomes one 64-dimensional token. A token is the feature value times a learned weight plus a learned bias. Two transformer blocks with four attention heads let the tokens interact. The tokens are averaged and normalised. This gives one context vector for the student. The second module is the Group-Wise Token Encoder. For each week, every feature group is projected by its own linear layer into a 64-dimensional token. A learned group embedding is added. Features of one group share a meaning. So each group is handled by its own projection. The third module is Context FiLM modulation, which applies feature-wise linear modulation [32] to the group tokens. The context vector passes through a bottleneck of rank 16. A linear layer then gives a scale and a shift for every group token. The tokens are updated as token × (1 + scale) + shift. This layer starts as the identity. It lets the same behaviour be read differently for different students and courses. A transformer layer with four heads then lets the groups interact inside each week. An attention score pools them into one weekly vector. The attention weights over groups are kept for explanation. The fourth module is the Causal Temporal Encoder. The weekly vectors of observed weeks go into a temporal convolution network. It has two residual blocks with kernel size 3 and dilations 1 and 2. Each block has two causal dilated convolutions. A layer normalization over the channels follows each block, separately for every week. Layer normalization is used because it needs no batch statistics. Padded weeks cannot change the statistics. Causal means that week t sees only weeks up to t. Next comes pooling and fusion. A masked attention score pools the weeks. The vector of the last observed week and the context vector are added. The three 64-dimensional vectors are joined into a 192-dimensional vector. Two linear layers of width 128, with layer normalization, GELU and dropout, produce the fused representation. Three heads sit on the fused representation. The binary head is one linear unit. Its sigmoid output is the decline probability. This is the only probability used for prediction. The ordinal head gives cumulative probabilities over thresholds of the change score. There are 27 unique ordered thresholds in the fitted configuration, formed from 24 training-quantile candidates and four exact decline thresholds after duplicates are merged. The logits are kept monotone with softplus increments. The change-score head is a single linear unit. It predicts the scaled change score. Both are auxiliary heads. They only shape the shared representation and do not alter the binary output. The loss has the binary cross-entropy at full weight. It adds the ordinal cross-entropy, an extra term for the four drop thresholds and a Huber loss on the change score. The random search selected a weight of zero for the four-threshold term, so it is inactive in the reported runs. The ordinal output at the 0.90 threshold is trained with the label itself. Here d_t denotes the scaled change score predicted by the regression head, and W_t denotes the set of observed weeks from t-4 to t. The layer-wise </w:t>
       </w:r>
       <w:r>
         <w:rPr>
@@ -6299,7 +6299,7 @@
               <w:rPr>
                 <w:rFonts w:ascii="Times New Roman" w:eastAsia="Times New Roman" w:hAnsi="Times New Roman" w:cs="Times New Roman"/>
               </w:rPr>
-              <w:t>BCE on the binary logit + 0.25 × BCE (27 ordinal thresholds) + 0.10 × BCE (4 exact decline-fraction thresholds) + 0.25 × smooth-L1 (change score)</w:t>
+              <w:t>BCE on the binary logit + 0.50 × BCE (27 ordinal thresholds) + 0.00 × BCE (4 exact decline-fraction thresholds, inactive) + 0.10 × smooth-L1 (change score)</w:t>
             </w:r>
           </w:p>
         </w:tc>
@@ -8801,7 +8801,7 @@
           <w:rPr>
             <w:rFonts w:ascii="Cambria Math" w:hAnsi="Cambria Math"/>
           </w:rPr>
-          <m:t>=4.4008×</m:t>
+          <m:t>=4.9792×</m:t>
         </m:r>
         <m:sSup>
           <m:sSupPr>
@@ -8865,7 +8865,7 @@
           <w:rPr>
             <w:rFonts w:ascii="Cambria Math" w:hAnsi="Cambria Math"/>
           </w:rPr>
-          <m:t>=6.318×</m:t>
+          <m:t>=3.514×</m:t>
         </m:r>
         <m:sSup>
           <m:sSupPr>
@@ -8888,7 +8888,7 @@
               <w:rPr>
                 <w:rFonts w:ascii="Cambria Math" w:hAnsi="Cambria Math"/>
               </w:rPr>
-              <m:t>-3</m:t>
+              <m:t>-4</m:t>
             </m:r>
           </m:sup>
         </m:sSup>
@@ -9461,9 +9461,7 @@
         <w:rPr>
           <w:rFonts w:ascii="Times New Roman" w:eastAsia="Times New Roman" w:hAnsi="Times New Roman" w:cs="Times New Roman"/>
         </w:rPr>
-        <w:t xml:space="preserve"> is the number of batches per epoch. Gradients are clipped at a maximum norm of 1.0. An exponential moving average of the weights with a decay of 0.999 is maintained and all validation, test and checkpoint evaluations use these averaged weights. The model is trained with a batch size of 512 for at most 25 epochs, with early stopping when validation PR-AUC does not improve for 6 consecutive epochs. The classification threshold is not fixed at 0.5. At each epoch, the threshold that maximises validation balanced accuracy is selected through a linear sweep over 181 values between 0.05 and 0.95. The threshold from the epoch with the best validation PR-AUC is retained for test evaluation. The hyperparameters of the full model were selected by random search on validation PR-AUC, using 10 trials with at most 8 epochs per trial, early stopping with a patience of 4. The search covered </w:t>
-        <w:lastRenderedPageBreak/>
-        <w:t>the learning rate (log-uniform 2.5 × 10⁻⁴ to 8 × 10⁻⁴), weight decay (log-uniform 1 × 10⁻⁴ to 1 × 10⁻²), dropout {0.05, 0.10, 0.15, 0.20}, static-feature dropout {0.05, 0.10, 0.15}, dynamic-feature dropout {0.0, 0.05, 0.10} and the auxiliary loss weights. The selected configuration is a dropout of 0.05, a static-feature dropout of 0.10 and a dynamic-feature dropout of 0.0, together with the values given above. The ablation variants reuse this configuration. The complete hyperparameter configuration is described in Table 5.</w:t>
+        <w:t xml:space="preserve"> is the number of batches per epoch. Gradients are clipped at a maximum norm of 1.0. An exponential moving average of the weights with a decay of 0.999 is maintained and all validation, test and checkpoint evaluations use these averaged weights. The model is trained with a batch size of 512 for at most 25 epochs, with early stopping when validation PR-AUC does not improve for 6 consecutive epochs. The classification threshold is not fixed at 0.5. At each epoch, the threshold that maximises validation balanced accuracy is selected through a linear sweep over 181 values between 0.05 and 0.95. The threshold from the epoch with the best validation PR-AUC is retained for test evaluation. The hyperparameters of the full model were selected by random search on validation PR-AUC, using 10 trials with at most 8 epochs per trial, early stopping with a patience of 4. The search covered the learning rate (log-uniform 2.5 × 10⁻⁴ to 8 × 10⁻⁴), weight decay (log-uniform 1 × 10⁻⁴ to 1 × 10⁻²), dropout {0.05, 0.10, 0.15, 0.20}, static-feature dropout {0.05, 0.10, 0.15}, dynamic-feature dropout {0.0, 0.05, 0.10} and the auxiliary loss weights. The selected configuration is a dropout of 0.05, a static-feature dropout of 0.15 and a dynamic-feature dropout of 0.0, with auxiliary loss weights of 0.50 for the cumulative ordinal term, 0.00 for the multi-threshold term and 0.10 for the change-score term, together with the values given above. The search therefore selected a weight of zero for the multi-threshold term, so that term is inactive in every reported run and the trained objective reduces to the binary cross-entropy plus 0.50 times the cumulative ordinal loss plus 0.10 times the smooth L1 loss on the change score. The ablation variants reuse this configuration. The complete hyperparameter configuration is described in Table 5.</w:t>
       </w:r>
     </w:p>
     <w:p>
@@ -10672,7 +10670,7 @@
               <w:rPr>
                 <w:rFonts w:ascii="Times New Roman" w:eastAsia="Times New Roman" w:hAnsi="Times New Roman" w:cs="Times New Roman"/>
               </w:rPr>
-              <w:t>0.25</w:t>
+              <w:t>0.50</w:t>
             </w:r>
           </w:p>
         </w:tc>
@@ -10714,7 +10712,7 @@
               <w:rPr>
                 <w:rFonts w:ascii="Times New Roman" w:eastAsia="Times New Roman" w:hAnsi="Times New Roman" w:cs="Times New Roman"/>
               </w:rPr>
-              <w:t>0.10</w:t>
+              <w:t>0.00 (the term is inactive in the selected configuration)</w:t>
             </w:r>
           </w:p>
         </w:tc>
@@ -10756,7 +10754,7 @@
               <w:rPr>
                 <w:rFonts w:ascii="Times New Roman" w:eastAsia="Times New Roman" w:hAnsi="Times New Roman" w:cs="Times New Roman"/>
               </w:rPr>
-              <w:t>0.25</w:t>
+              <w:t>0.10</w:t>
             </w:r>
           </w:p>
         </w:tc>
@@ -10882,7 +10880,7 @@
               <w:rPr>
                 <w:rFonts w:ascii="Times New Roman" w:eastAsia="Times New Roman" w:hAnsi="Times New Roman" w:cs="Times New Roman"/>
               </w:rPr>
-              <w:t>0.0004401</w:t>
+              <w:t>0.0004979</w:t>
             </w:r>
           </w:p>
         </w:tc>
@@ -10924,7 +10922,7 @@
               <w:rPr>
                 <w:rFonts w:ascii="Times New Roman" w:eastAsia="Times New Roman" w:hAnsi="Times New Roman" w:cs="Times New Roman"/>
               </w:rPr>
-              <w:t>0.0063181</w:t>
+              <w:t>0.0003514</w:t>
             </w:r>
           </w:p>
         </w:tc>
@@ -11008,7 +11006,7 @@
               <w:rPr>
                 <w:rFonts w:ascii="Times New Roman" w:eastAsia="Times New Roman" w:hAnsi="Times New Roman" w:cs="Times New Roman"/>
               </w:rPr>
-              <w:t>0.10</w:t>
+              <w:t>0.15</w:t>
             </w:r>
           </w:p>
         </w:tc>
@@ -14624,7 +14622,7 @@
         <w:rPr>
           <w:rFonts w:ascii="Times New Roman" w:eastAsia="Times New Roman" w:hAnsi="Times New Roman" w:cs="Times New Roman"/>
         </w:rPr>
-        <w:t>Figure 3. Training and validation convergence curves of the proposed EBB-Net framework (mean ± SD over ten seeds): (A) loss, (B) PR-AUC, (C) ROC-AUC and (D) accuracy per epoch.</w:t>
+        <w:t>Figure 3. Training and validation convergence curves of the proposed EBB-Net framework (mean ± SD over ten seeds, 42 to 51): (A) loss, (B) PR-AUC, (C) ROC-AUC and (D) accuracy per epoch. The curves are shown for epochs 1 to 16, the range completed by all ten seeds before early stopping.</w:t>
       </w:r>
     </w:p>
     <w:p>
@@ -14645,9 +14643,7 @@
         <w:rPr>
           <w:rFonts w:ascii="Times New Roman" w:eastAsia="Times New Roman" w:hAnsi="Times New Roman" w:cs="Times New Roman"/>
         </w:rPr>
-        <w:t xml:space="preserve">Figure 3 shows how EBB-Net converged during training. It plots four quantities per epoch. They are the loss, PR-AUC, ROC-AUC and accuracy. Each curve is the mean over ten seeds (42–51). The shaded band is the standard deviation. The loss curves in panel A fall quickly in the first two epochs. The training loss drops from about 0.870 to about 0.804. The validation loss starts lower at about 0.809 and falls to about 0.790. For the first few epochs the validation loss stays below the training loss. The training loss is averaged over the epoch while the weights are still changing and dropout is active. Validation uses the averaged weights without dropout. The two curves cross near epoch 6. After that the training loss keeps falling and reaches about 0.738 at epoch 18. The validation loss reaches its lowest point of about 0.770 near epoch 11. It then rises slightly to about 0.773. The loss here is the training objective, which includes the auxiliary ordinal and change-score terms. Both PR-AUC curves start near 0.78. The training PR-AUC rises steadily to about 0.835 at epoch 18. The validation PR-AUC rises quickly and flattens at about 0.805 between epochs 11 and 12. It then moves down slightly to about 0.803. The gap between the two curves is about 0.003 at epoch 1. It grows to about 0.032 at epoch 18. Most of this growth comes after validation stops improving. The ROC-AUC curves in panel C follow the same shape. The training value rises from about 0.743 to about 0.801. The validation value peaks at about 0.769 near epochs 11 and 12 and ends at about 0.767. The two ranking metrics agree on where validation stops improving. They also agree with the loss minimum. The accuracy curves in panel D are less smooth. The training accuracy rises from about 0.675 to about 0.716. The validation accuracy rises from about 0.672 to about 0.696 near epoch 12. It then falls to about 0.691 by epoch 18. The shaded bands are also wider here than for PR-AUC and ROC-AUC. Overall the four panels show a regular training run. The validation ranking metrics and loss reach their best values at about the same </w:t>
-        <w:lastRenderedPageBreak/>
-        <w:t>epoch. After that the training curves keep improving while the validation curves stay flat. Early stopping on validation PR-AUC with a patience of six epochs is used.</w:t>
+        <w:t>Figure 3 shows how EBB-Net converged during training. It plots four quantities per epoch. They are the loss, PR-AUC, ROC-AUC and accuracy. Each curve is the mean over the ten seeds (42–51) and the shaded band is the standard deviation. The curves run to epoch 16, which is the last epoch reached by every seed; individual runs stopped between epochs 16 and 18. The loss curves in panel A fall quickly in the first two epochs. The training loss drops from 0.8995 to 0.8296. The validation loss starts lower at 0.8355 and falls to 0.8157. For the first few epochs the validation loss stays below the training loss. The training loss is averaged over the epoch while the weights are still changing and dropout is active, whereas validation uses the averaged weights without dropout. The two curves cross between epochs 6 and 7. After that the training loss keeps falling and reaches 0.7646 at epoch 16. The validation loss reaches its lowest point of 0.7939 at epoch 11 and then rises slightly to 0.7974. The loss here is the training objective, which includes the auxiliary ordinal and change-score terms. Both PR-AUC curves start near 0.78, at 0.7809 on training and 0.7784 on validation. The training PR-AUC rises steadily to 0.8342 at epoch 16. The validation PR-AUC rises quickly and peaks at 0.8047 at epoch 11. It then eases to 0.8033. The gap between the two curves is 0.0024 at epoch 1 and grows to 0.0310 at epoch 16. Most of this growth comes after validation stops improving. The ROC-AUC curves in panel C follow the same shape. The training value rises from 0.7427 to 0.8002. The validation value peaks at 0.7687 at epoch 11 and ends at 0.7672. The accuracy curves in panel D are less smooth. The training accuracy rises from 0.6745 to 0.7176. The validation accuracy rises from 0.6726 to 0.6942 at epoch 11 and then falls to 0.6929. The shaded bands are also wider here than for PR-AUC and ROC-AUC. The three validation metrics and the validation loss therefore all turn at the same epoch, which is epoch 11, and that is the checkpoint selected for every seed. After that the training curves keep improving while the validation curves do not. Early stopping on validation PR-AUC with a patience of six epochs ends each run.</w:t>
       </w:r>
     </w:p>
     <w:p>
@@ -21996,7 +21992,7 @@
         <w:rPr>
           <w:rFonts w:ascii="Times New Roman" w:eastAsia="Times New Roman" w:hAnsi="Times New Roman" w:cs="Times New Roman"/>
         </w:rPr>
-        <w:t>The gradient-boosted tree baselines (XGBoost, LightGBM) and the linear baseline (Ridge) train in well under three minutes; the neural sequence baselines (MLP, GRU, TCN) train in under two minutes; Random Forest is the slowest baseline at nearly nineteen minutes, driven by its ensemble size. EBB-Net and the five ablations take roughly six to eleven minutes, reflecting the added cost of the temporal TCN, attention pooling and multi-head training objective relative to the single-week MLP baseline. A3 is the slowest of the six EBB-Net variants at 633.9 s, which is longer than the full model at 477.7 s even though it has fewer layers. The reason is the number of epochs rather than the cost of an epoch. Removing the temporal TCN slows convergence, so A3 reaches its best validation PR-AUC around epoch 15 to 19 and runs to the early-stopping limit of 21 to 25 epochs, while the full model peaks near epoch 11 and stops by epoch 17. The per-epoch cost of A3 is lower, but it runs about eight more epochs.</w:t>
+        <w:t>The gradient-boosted tree baselines (XGBoost, LightGBM) and the linear baseline (Ridge) train in well under three minutes; the neural sequence baselines (MLP, GRU, TCN) train in under two minutes; Random Forest is the slowest baseline at nearly nineteen minutes, driven by its ensemble size. EBB-Net and the five ablations take roughly six to eleven minutes, reflecting the added cost of the temporal TCN, attention pooling and multi-head training objective relative to the single-week MLP baseline. A3 is the slowest of the six EBB-Net variants at 633.9 s, which is longer than the full model at 477.7 s even though it has fewer layers. The reason is the number of epochs rather than the cost of an epoch. Removing the temporal TCN slows convergence, so A3 reaches its best validation PR-AUC around epoch 15 to 19 and runs to the early-stopping limit of 21 to 25 epochs, while the full model peaks at epoch 11 and stops between epochs 16 and 18. The per-epoch cost of A3 is lower, but it runs about eight more epochs.</w:t>
       </w:r>
     </w:p>
     <w:p>
@@ -22009,6 +22005,397 @@
           <w:rFonts w:ascii="Times New Roman" w:eastAsia="Times New Roman" w:hAnsi="Times New Roman" w:cs="Times New Roman"/>
         </w:rPr>
         <w:t>EBB-Net inference was profiled on the held-out test split using the best single seed checkpoint. A batched pass (batch size 4096) processes the full test set in 1.66 ± 0.007 seconds, i.e. 51,959 rows per second. Single-row (batch size 1) inference, averaged over 500 samples, takes 4.184 ms per enrollment-week. Batch-size independence does not rest on this timing. It follows from the architecture: every operation in EBB-Net acts within one enrollment, the only normalisation is LayerNorm over the channel dimension, and both attention stages are restricted to the groups and weeks of the same sample, so no quantity is computed across the samples of a batch. The prediction for an enrollment-week is therefore the same whether it is scored alone or inside a batch of 4096, up to floating-point summation order.</w:t>
+      </w:r>
+    </w:p>
+    <w:p>
+      <w:pPr>
+        <w:spacing w:before="240" w:after="240"/>
+        <w:jc w:val="both"/>
+      </w:pPr>
+      <w:r>
+        <w:rPr>
+          <w:rFonts w:ascii="Times New Roman" w:eastAsia="Times New Roman" w:hAnsi="Times New Roman" w:cs="Times New Roman"/>
+          <w:b/>
+          <w:bCs/>
+        </w:rPr>
+        <w:t>4.6.3 Performance by Length of Observed History</w:t>
+      </w:r>
+    </w:p>
+    <w:p>
+      <w:pPr>
+        <w:spacing w:before="240" w:after="240"/>
+        <w:jc w:val="both"/>
+      </w:pPr>
+      <w:r>
+        <w:rPr>
+          <w:rFonts w:ascii="Times New Roman" w:eastAsia="Times New Roman" w:hAnsi="Times New Roman" w:cs="Times New Roman"/>
+        </w:rPr>
+        <w:t>The model is framed as a weekly early warning, so its accuracy was also measured as a function of how much history a sample carries. The test set was split by the number of observed weeks into the same four groups used for temperature scaling, and the calibrated ten-seed ensemble was scored within each group. Table 13 reports the result.</w:t>
+      </w:r>
+    </w:p>
+    <w:p>
+      <w:pPr>
+        <w:spacing w:before="240" w:after="240"/>
+        <w:jc w:val="both"/>
+      </w:pPr>
+      <w:r>
+        <w:rPr>
+          <w:rFonts w:ascii="Times New Roman" w:eastAsia="Times New Roman" w:hAnsi="Times New Roman" w:cs="Times New Roman"/>
+        </w:rPr>
+        <w:t>Table 13. Test performance of the calibrated ten-seed EBB-Net ensemble by length of observed history</w:t>
+      </w:r>
+    </w:p>
+    <w:tbl>
+      <w:tblPr>
+        <w:tblStyle w:val="TableGrid"/>
+        <w:tblW w:type="auto" w:w="0"/>
+        <w:tblLook w:firstColumn="1" w:firstRow="1" w:lastColumn="0" w:lastRow="0" w:noHBand="0" w:noVBand="1" w:val="04A0"/>
+      </w:tblPr>
+      <w:tblGrid>
+        <w:gridCol w:w="1872"/>
+        <w:gridCol w:w="1872"/>
+        <w:gridCol w:w="1872"/>
+        <w:gridCol w:w="1872"/>
+        <w:gridCol w:w="1872"/>
+      </w:tblGrid>
+      <w:tr>
+        <w:tc>
+          <w:tcPr>
+            <w:tcW w:type="dxa" w:w="1872"/>
+          </w:tcPr>
+          <w:p>
+            <w:r>
+              <w:rPr>
+                <w:b/>
+              </w:rPr>
+              <w:t>Observed weeks</w:t>
+            </w:r>
+          </w:p>
+        </w:tc>
+        <w:tc>
+          <w:tcPr>
+            <w:tcW w:type="dxa" w:w="1872"/>
+          </w:tcPr>
+          <w:p>
+            <w:r>
+              <w:rPr>
+                <w:b/>
+              </w:rPr>
+              <w:t>Samples</w:t>
+            </w:r>
+          </w:p>
+        </w:tc>
+        <w:tc>
+          <w:tcPr>
+            <w:tcW w:type="dxa" w:w="1872"/>
+          </w:tcPr>
+          <w:p>
+            <w:r>
+              <w:rPr>
+                <w:b/>
+              </w:rPr>
+              <w:t>Decline rate</w:t>
+            </w:r>
+          </w:p>
+        </w:tc>
+        <w:tc>
+          <w:tcPr>
+            <w:tcW w:type="dxa" w:w="1872"/>
+          </w:tcPr>
+          <w:p>
+            <w:r>
+              <w:rPr>
+                <w:b/>
+              </w:rPr>
+              <w:t>PR-AUC ↑</w:t>
+            </w:r>
+          </w:p>
+        </w:tc>
+        <w:tc>
+          <w:tcPr>
+            <w:tcW w:type="dxa" w:w="1872"/>
+          </w:tcPr>
+          <w:p>
+            <w:r>
+              <w:rPr>
+                <w:b/>
+              </w:rPr>
+              <w:t>ROC-AUC ↑</w:t>
+            </w:r>
+          </w:p>
+        </w:tc>
+      </w:tr>
+      <w:tr>
+        <w:tc>
+          <w:tcPr>
+            <w:tcW w:type="dxa" w:w="1872"/>
+          </w:tcPr>
+          <w:p>
+            <w:r>
+              <w:t>3–4</w:t>
+            </w:r>
+          </w:p>
+        </w:tc>
+        <w:tc>
+          <w:tcPr>
+            <w:tcW w:type="dxa" w:w="1872"/>
+          </w:tcPr>
+          <w:p>
+            <w:r>
+              <w:t>7,139</w:t>
+            </w:r>
+          </w:p>
+        </w:tc>
+        <w:tc>
+          <w:tcPr>
+            <w:tcW w:type="dxa" w:w="1872"/>
+          </w:tcPr>
+          <w:p>
+            <w:r>
+              <w:t>0.5700</w:t>
+            </w:r>
+          </w:p>
+        </w:tc>
+        <w:tc>
+          <w:tcPr>
+            <w:tcW w:type="dxa" w:w="1872"/>
+          </w:tcPr>
+          <w:p>
+            <w:r>
+              <w:t>0.7459</w:t>
+            </w:r>
+          </w:p>
+        </w:tc>
+        <w:tc>
+          <w:tcPr>
+            <w:tcW w:type="dxa" w:w="1872"/>
+          </w:tcPr>
+          <w:p>
+            <w:r>
+              <w:t>0.7102</w:t>
+            </w:r>
+          </w:p>
+        </w:tc>
+      </w:tr>
+      <w:tr>
+        <w:tc>
+          <w:tcPr>
+            <w:tcW w:type="dxa" w:w="1872"/>
+          </w:tcPr>
+          <w:p>
+            <w:r>
+              <w:t>5–8</w:t>
+            </w:r>
+          </w:p>
+        </w:tc>
+        <w:tc>
+          <w:tcPr>
+            <w:tcW w:type="dxa" w:w="1872"/>
+          </w:tcPr>
+          <w:p>
+            <w:r>
+              <w:t>13,232</w:t>
+            </w:r>
+          </w:p>
+        </w:tc>
+        <w:tc>
+          <w:tcPr>
+            <w:tcW w:type="dxa" w:w="1872"/>
+          </w:tcPr>
+          <w:p>
+            <w:r>
+              <w:t>0.5897</w:t>
+            </w:r>
+          </w:p>
+        </w:tc>
+        <w:tc>
+          <w:tcPr>
+            <w:tcW w:type="dxa" w:w="1872"/>
+          </w:tcPr>
+          <w:p>
+            <w:r>
+              <w:t>0.7783</w:t>
+            </w:r>
+          </w:p>
+        </w:tc>
+        <w:tc>
+          <w:tcPr>
+            <w:tcW w:type="dxa" w:w="1872"/>
+          </w:tcPr>
+          <w:p>
+            <w:r>
+              <w:t>0.7233</w:t>
+            </w:r>
+          </w:p>
+        </w:tc>
+      </w:tr>
+      <w:tr>
+        <w:tc>
+          <w:tcPr>
+            <w:tcW w:type="dxa" w:w="1872"/>
+          </w:tcPr>
+          <w:p>
+            <w:r>
+              <w:t>9–16</w:t>
+            </w:r>
+          </w:p>
+        </w:tc>
+        <w:tc>
+          <w:tcPr>
+            <w:tcW w:type="dxa" w:w="1872"/>
+          </w:tcPr>
+          <w:p>
+            <w:r>
+              <w:t>21,284</w:t>
+            </w:r>
+          </w:p>
+        </w:tc>
+        <w:tc>
+          <w:tcPr>
+            <w:tcW w:type="dxa" w:w="1872"/>
+          </w:tcPr>
+          <w:p>
+            <w:r>
+              <w:t>0.5411</w:t>
+            </w:r>
+          </w:p>
+        </w:tc>
+        <w:tc>
+          <w:tcPr>
+            <w:tcW w:type="dxa" w:w="1872"/>
+          </w:tcPr>
+          <w:p>
+            <w:r>
+              <w:t>0.8012</w:t>
+            </w:r>
+          </w:p>
+        </w:tc>
+        <w:tc>
+          <w:tcPr>
+            <w:tcW w:type="dxa" w:w="1872"/>
+          </w:tcPr>
+          <w:p>
+            <w:r>
+              <w:t>0.7829</w:t>
+            </w:r>
+          </w:p>
+        </w:tc>
+      </w:tr>
+      <w:tr>
+        <w:tc>
+          <w:tcPr>
+            <w:tcW w:type="dxa" w:w="1872"/>
+          </w:tcPr>
+          <w:p>
+            <w:r>
+              <w:t>17+</w:t>
+            </w:r>
+          </w:p>
+        </w:tc>
+        <w:tc>
+          <w:tcPr>
+            <w:tcW w:type="dxa" w:w="1872"/>
+          </w:tcPr>
+          <w:p>
+            <w:r>
+              <w:t>44,631</w:t>
+            </w:r>
+          </w:p>
+        </w:tc>
+        <w:tc>
+          <w:tcPr>
+            <w:tcW w:type="dxa" w:w="1872"/>
+          </w:tcPr>
+          <w:p>
+            <w:r>
+              <w:t>0.5503</w:t>
+            </w:r>
+          </w:p>
+        </w:tc>
+        <w:tc>
+          <w:tcPr>
+            <w:tcW w:type="dxa" w:w="1872"/>
+          </w:tcPr>
+          <w:p>
+            <w:r>
+              <w:t>0.8328</w:t>
+            </w:r>
+          </w:p>
+        </w:tc>
+        <w:tc>
+          <w:tcPr>
+            <w:tcW w:type="dxa" w:w="1872"/>
+          </w:tcPr>
+          <w:p>
+            <w:r>
+              <w:t>0.7935</w:t>
+            </w:r>
+          </w:p>
+        </w:tc>
+      </w:tr>
+      <w:tr>
+        <w:tc>
+          <w:tcPr>
+            <w:tcW w:type="dxa" w:w="1872"/>
+          </w:tcPr>
+          <w:p>
+            <w:r>
+              <w:t>All</w:t>
+            </w:r>
+          </w:p>
+        </w:tc>
+        <w:tc>
+          <w:tcPr>
+            <w:tcW w:type="dxa" w:w="1872"/>
+          </w:tcPr>
+          <w:p>
+            <w:r>
+              <w:t>86,286</w:t>
+            </w:r>
+          </w:p>
+        </w:tc>
+        <w:tc>
+          <w:tcPr>
+            <w:tcW w:type="dxa" w:w="1872"/>
+          </w:tcPr>
+          <w:p>
+            <w:r>
+              <w:t>0.5557</w:t>
+            </w:r>
+          </w:p>
+        </w:tc>
+        <w:tc>
+          <w:tcPr>
+            <w:tcW w:type="dxa" w:w="1872"/>
+          </w:tcPr>
+          <w:p>
+            <w:r>
+              <w:t>0.8132</w:t>
+            </w:r>
+          </w:p>
+        </w:tc>
+        <w:tc>
+          <w:tcPr>
+            <w:tcW w:type="dxa" w:w="1872"/>
+          </w:tcPr>
+          <w:p>
+            <w:r>
+              <w:t>0.7757</w:t>
+            </w:r>
+          </w:p>
+        </w:tc>
+      </w:tr>
+    </w:tbl>
+    <w:p>
+      <w:pPr>
+        <w:spacing w:before="240" w:after="240"/>
+        <w:jc w:val="both"/>
+      </w:pPr>
+      <w:r>
+        <w:rPr>
+          <w:rFonts w:ascii="Times New Roman" w:eastAsia="Times New Roman" w:hAnsi="Times New Roman" w:cs="Times New Roman"/>
+        </w:rPr>
+        <w:t>Performance rises monotonically with the length of the observed history. PR-AUC is 0.7459 for samples with only three or four observed weeks and 0.8328 for samples with seventeen or more, a spread of 0.0869. ROC-AUC behaves the same way, from 0.7102 to 0.7935. The decline rate varies much less across the groups, between 0.5411 and 0.5897, so the pattern is not explained by class balance: the chance level for PR-AUC is close to 0.555 in every group, and the margin over chance grows from about 0.176 to about 0.283. Two factors are likely to contribute. A longer history gives the temporal encoder more weeks to read, and it also gives a more stable personal baseline, because the baseline is the median over up to five recent weeks and is noisier when only three are available. The practical consequence is that the earliest warnings, in the first weeks of a presentation, are the least reliable. Users should treat week-3 and week-4 predictions with more caution than the aggregate figures in Table 7 suggest. This analysis is a grouped alternative to a truncation curve. It uses the observed history that each enrollment actually has, rather than truncating every enrollment at a fixed week.</w:t>
       </w:r>
     </w:p>
     <w:p>
@@ -22279,7 +22666,354 @@
           <w:b/>
           <w:bCs/>
         </w:rPr>
-        <w:t>4.9 Limitations</w:t>
+        <w:t>4.9 Leakage Audit</w:t>
+      </w:r>
+    </w:p>
+    <w:p>
+      <w:pPr>
+        <w:spacing w:before="240" w:after="240"/>
+        <w:jc w:val="both"/>
+      </w:pPr>
+      <w:r>
+        <w:rPr>
+          <w:rFonts w:ascii="Times New Roman" w:eastAsia="Times New Roman" w:hAnsi="Times New Roman" w:cs="Times New Roman"/>
+        </w:rPr>
+        <w:t>Eight automated checks run over the prepared arrays every time the pipeline is executed, and all eight pass. They are listed in Table 14 with the outcome of each. The checks cover the split, the observation window, the causality of the derived features, the past-only construction of the assessment features, an independent recomputation of the target, the absence of forbidden inputs, the provenance of the scaler statistics and the absence of any single feature that determines the label. The last check is the most informative for the leakage concern raised in review: the strongest single feature reaches an AUC of 0.622, so no individual input reproduces the label.</w:t>
+      </w:r>
+    </w:p>
+    <w:p>
+      <w:pPr>
+        <w:spacing w:before="240" w:after="240"/>
+        <w:jc w:val="both"/>
+      </w:pPr>
+      <w:r>
+        <w:rPr>
+          <w:rFonts w:ascii="Times New Roman" w:eastAsia="Times New Roman" w:hAnsi="Times New Roman" w:cs="Times New Roman"/>
+        </w:rPr>
+        <w:t>Table 14. Automated leakage and causality checks run on the prepared data</w:t>
+      </w:r>
+    </w:p>
+    <w:tbl>
+      <w:tblPr>
+        <w:tblStyle w:val="TableGrid"/>
+        <w:tblW w:type="auto" w:w="0"/>
+        <w:tblLook w:firstColumn="1" w:firstRow="1" w:lastColumn="0" w:lastRow="0" w:noHBand="0" w:noVBand="1" w:val="04A0"/>
+      </w:tblPr>
+      <w:tblGrid>
+        <w:gridCol w:w="3120"/>
+        <w:gridCol w:w="3120"/>
+        <w:gridCol w:w="3120"/>
+      </w:tblGrid>
+      <w:tr>
+        <w:tc>
+          <w:tcPr>
+            <w:tcW w:type="dxa" w:w="3120"/>
+          </w:tcPr>
+          <w:p>
+            <w:r>
+              <w:rPr>
+                <w:b/>
+              </w:rPr>
+              <w:t>#</w:t>
+            </w:r>
+          </w:p>
+        </w:tc>
+        <w:tc>
+          <w:tcPr>
+            <w:tcW w:type="dxa" w:w="3120"/>
+          </w:tcPr>
+          <w:p>
+            <w:r>
+              <w:rPr>
+                <w:b/>
+              </w:rPr>
+              <w:t>Check</w:t>
+            </w:r>
+          </w:p>
+        </w:tc>
+        <w:tc>
+          <w:tcPr>
+            <w:tcW w:type="dxa" w:w="3120"/>
+          </w:tcPr>
+          <w:p>
+            <w:r>
+              <w:rPr>
+                <w:b/>
+              </w:rPr>
+              <w:t>Outcome</w:t>
+            </w:r>
+          </w:p>
+        </w:tc>
+      </w:tr>
+      <w:tr>
+        <w:tc>
+          <w:tcPr>
+            <w:tcW w:type="dxa" w:w="3120"/>
+          </w:tcPr>
+          <w:p>
+            <w:r>
+              <w:t>1</w:t>
+            </w:r>
+          </w:p>
+        </w:tc>
+        <w:tc>
+          <w:tcPr>
+            <w:tcW w:type="dxa" w:w="3120"/>
+          </w:tcPr>
+          <w:p>
+            <w:r>
+              <w:t>Split isolation at the enrollment level</w:t>
+            </w:r>
+          </w:p>
+        </w:tc>
+        <w:tc>
+          <w:tcPr>
+            <w:tcW w:type="dxa" w:w="3120"/>
+          </w:tcPr>
+          <w:p>
+            <w:r>
+              <w:t>Pass</w:t>
+            </w:r>
+          </w:p>
+        </w:tc>
+      </w:tr>
+      <w:tr>
+        <w:tc>
+          <w:tcPr>
+            <w:tcW w:type="dxa" w:w="3120"/>
+          </w:tcPr>
+          <w:p>
+            <w:r>
+              <w:t>2</w:t>
+            </w:r>
+          </w:p>
+        </w:tc>
+        <w:tc>
+          <w:tcPr>
+            <w:tcW w:type="dxa" w:w="3120"/>
+          </w:tcPr>
+          <w:p>
+            <w:r>
+              <w:t>No pre-registration, post-withdrawal or post-course rows</w:t>
+            </w:r>
+          </w:p>
+        </w:tc>
+        <w:tc>
+          <w:tcPr>
+            <w:tcW w:type="dxa" w:w="3120"/>
+          </w:tcPr>
+          <w:p>
+            <w:r>
+              <w:t>Pass</w:t>
+            </w:r>
+          </w:p>
+        </w:tc>
+      </w:tr>
+      <w:tr>
+        <w:tc>
+          <w:tcPr>
+            <w:tcW w:type="dxa" w:w="3120"/>
+          </w:tcPr>
+          <w:p>
+            <w:r>
+              <w:t>3</w:t>
+            </w:r>
+          </w:p>
+        </w:tc>
+        <w:tc>
+          <w:tcPr>
+            <w:tcW w:type="dxa" w:w="3120"/>
+          </w:tcPr>
+          <w:p>
+            <w:r>
+              <w:t>Derived history features unchanged when data after week 18 is removed (47 features)</w:t>
+            </w:r>
+          </w:p>
+        </w:tc>
+        <w:tc>
+          <w:tcPr>
+            <w:tcW w:type="dxa" w:w="3120"/>
+          </w:tcPr>
+          <w:p>
+            <w:r>
+              <w:t>Pass</w:t>
+            </w:r>
+          </w:p>
+        </w:tc>
+      </w:tr>
+      <w:tr>
+        <w:tc>
+          <w:tcPr>
+            <w:tcW w:type="dxa" w:w="3120"/>
+          </w:tcPr>
+          <w:p>
+            <w:r>
+              <w:t>4</w:t>
+            </w:r>
+          </w:p>
+        </w:tc>
+        <w:tc>
+          <w:tcPr>
+            <w:tcW w:type="dxa" w:w="3120"/>
+          </w:tcPr>
+          <w:p>
+            <w:r>
+              <w:t>Assessment features match a manual past-only recomputation on 400 random rows</w:t>
+            </w:r>
+          </w:p>
+        </w:tc>
+        <w:tc>
+          <w:tcPr>
+            <w:tcW w:type="dxa" w:w="3120"/>
+          </w:tcPr>
+          <w:p>
+            <w:r>
+              <w:t>Pass</w:t>
+            </w:r>
+          </w:p>
+        </w:tc>
+      </w:tr>
+      <w:tr>
+        <w:tc>
+          <w:tcPr>
+            <w:tcW w:type="dxa" w:w="3120"/>
+          </w:tcPr>
+          <w:p>
+            <w:r>
+              <w:t>5</w:t>
+            </w:r>
+          </w:p>
+        </w:tc>
+        <w:tc>
+          <w:tcPr>
+            <w:tcW w:type="dxa" w:w="3120"/>
+          </w:tcPr>
+          <w:p>
+            <w:r>
+              <w:t>Target recomputed independently on 1,000 random samples</w:t>
+            </w:r>
+          </w:p>
+        </w:tc>
+        <w:tc>
+          <w:tcPr>
+            <w:tcW w:type="dxa" w:w="3120"/>
+          </w:tcPr>
+          <w:p>
+            <w:r>
+              <w:t>Pass</w:t>
+            </w:r>
+          </w:p>
+        </w:tc>
+      </w:tr>
+      <w:tr>
+        <w:tc>
+          <w:tcPr>
+            <w:tcW w:type="dxa" w:w="3120"/>
+          </w:tcPr>
+          <w:p>
+            <w:r>
+              <w:t>6</w:t>
+            </w:r>
+          </w:p>
+        </w:tc>
+        <w:tc>
+          <w:tcPr>
+            <w:tcW w:type="dxa" w:w="3120"/>
+          </w:tcPr>
+          <w:p>
+            <w:r>
+              <w:t>No forbidden inputs; every window ends at week t</w:t>
+            </w:r>
+          </w:p>
+        </w:tc>
+        <w:tc>
+          <w:tcPr>
+            <w:tcW w:type="dxa" w:w="3120"/>
+          </w:tcPr>
+          <w:p>
+            <w:r>
+              <w:t>Pass</w:t>
+            </w:r>
+          </w:p>
+        </w:tc>
+      </w:tr>
+      <w:tr>
+        <w:tc>
+          <w:tcPr>
+            <w:tcW w:type="dxa" w:w="3120"/>
+          </w:tcPr>
+          <w:p>
+            <w:r>
+              <w:t>7</w:t>
+            </w:r>
+          </w:p>
+        </w:tc>
+        <w:tc>
+          <w:tcPr>
+            <w:tcW w:type="dxa" w:w="3120"/>
+          </w:tcPr>
+          <w:p>
+            <w:r>
+              <w:t>Scaler statistics and the engagement reference fitted on training data only</w:t>
+            </w:r>
+          </w:p>
+        </w:tc>
+        <w:tc>
+          <w:tcPr>
+            <w:tcW w:type="dxa" w:w="3120"/>
+          </w:tcPr>
+          <w:p>
+            <w:r>
+              <w:t>Pass</w:t>
+            </w:r>
+          </w:p>
+        </w:tc>
+      </w:tr>
+      <w:tr>
+        <w:tc>
+          <w:tcPr>
+            <w:tcW w:type="dxa" w:w="3120"/>
+          </w:tcPr>
+          <w:p>
+            <w:r>
+              <w:t>8</w:t>
+            </w:r>
+          </w:p>
+        </w:tc>
+        <w:tc>
+          <w:tcPr>
+            <w:tcW w:type="dxa" w:w="3120"/>
+          </w:tcPr>
+          <w:p>
+            <w:r>
+              <w:t>No single feature determines the label (highest single-feature AUC 0.622, weeks_to_next_deadline)</w:t>
+            </w:r>
+          </w:p>
+        </w:tc>
+        <w:tc>
+          <w:tcPr>
+            <w:tcW w:type="dxa" w:w="3120"/>
+          </w:tcPr>
+          <w:p>
+            <w:r>
+              <w:t>Pass</w:t>
+            </w:r>
+          </w:p>
+        </w:tc>
+      </w:tr>
+    </w:tbl>
+    <w:p>
+      <w:pPr>
+        <w:spacing w:before="240" w:after="240"/>
+        <w:jc w:val="both"/>
+      </w:pPr>
+      <w:r>
+        <w:rPr>
+          <w:rFonts w:ascii="Times New Roman" w:eastAsia="Times New Roman" w:hAnsi="Times New Roman" w:cs="Times New Roman"/>
+          <w:b/>
+          <w:bCs/>
+        </w:rPr>
+        <w:t>4.10 Limitations</w:t>
       </w:r>
     </w:p>
     <w:p>
@@ -22423,7 +23157,7 @@
         <w:rPr>
           <w:rFonts w:ascii="Times New Roman" w:eastAsia="Times New Roman" w:hAnsi="Times New Roman" w:cs="Times New Roman"/>
         </w:rPr>
-        <w:t>The Open University Learning Analytics Dataset (OULAD) used in this study is publicly available at https://analyse.kmi.open.ac.uk/open_dataset under a CC-BY 4.0 licence (Kuzilek, Hlosta and Zdrahal, 2017, Scientific Data, 4:170171). The code, configuration files and scripts that reproduce every table and figure in this paper are deposited at [repository URL] (DOI: [DOI]).</w:t>
+        <w:t>The Open University Learning Analytics Dataset (OULAD) used in this study is publicly available at https://analyse.kmi.open.ac.uk/open_dataset under a CC-BY 4.0 licence (Kuzilek, Hlosta and Zdrahal, 2017, Scientific Data, 4:170171). The code, configuration files and scripts that reproduce every table and figure in this paper are deposited at [repository URL] (DOI: [DOI]). The deposit includes supplementary file S1, a per-feature dictionary listing the group and transform of all 116 features; S2, the log of the eight automated leakage checks summarised in Table 14; and S3, the hyperparameter search trials for EBB-Net and for each neural baseline.</w:t>
       </w:r>
     </w:p>
     <w:p>
